--- a/Courses/Computer-Modeling-and-IT/Computer-Modeling-and-IT-6-Class/08-Word-Processing-Exam-Project/08.01-Word-Processing-Project.docx
+++ b/Courses/Computer-Modeling-and-IT/Computer-Modeling-and-IT-6-Class/08-Word-Processing-Exam-Project/08.01-Word-Processing-Project.docx
@@ -59,9 +59,9 @@
           <w:noProof/>
         </w:rPr>
         <w:drawing>
-          <wp:inline distT="0" distB="0" distL="0" distR="0" wp14:anchorId="5D1D7169" wp14:editId="63647CE4">
-            <wp:extent cx="1076325" cy="482729"/>
-            <wp:effectExtent l="0" t="0" r="0" b="0"/>
+          <wp:inline distT="0" distB="0" distL="0" distR="0" wp14:anchorId="5D1D7169" wp14:editId="1CBCFCBE">
+            <wp:extent cx="1090777" cy="488843"/>
+            <wp:effectExtent l="0" t="0" r="0" b="6985"/>
             <wp:docPr id="5" name="Picture 4"/>
             <wp:cNvGraphicFramePr>
               <a:graphicFrameLocks xmlns:a="http://schemas.openxmlformats.org/drawingml/2006/main" noChangeAspect="1"/>
@@ -90,7 +90,7 @@
                   <pic:spPr>
                     <a:xfrm>
                       <a:off x="0" y="0"/>
-                      <a:ext cx="1090777" cy="489211"/>
+                      <a:ext cx="1090777" cy="488843"/>
                     </a:xfrm>
                     <a:prstGeom prst="rect">
                       <a:avLst/>
@@ -293,94 +293,45 @@
         </w:rPr>
         <w:t xml:space="preserve">, е </w:t>
       </w:r>
-      <w:r>
-        <w:fldChar w:fldCharType="begin"/>
-      </w:r>
-      <w:r>
-        <w:instrText>HYPERLINK</w:instrText>
-      </w:r>
-      <w:r>
-        <w:rPr>
-          <w:lang w:val="bg-BG"/>
-        </w:rPr>
-        <w:instrText xml:space="preserve"> "</w:instrText>
-      </w:r>
-      <w:r>
-        <w:instrText>https</w:instrText>
-      </w:r>
-      <w:r>
-        <w:rPr>
-          <w:lang w:val="bg-BG"/>
-        </w:rPr>
-        <w:instrText>://</w:instrText>
-      </w:r>
-      <w:r>
-        <w:instrText>chitanka</w:instrText>
-      </w:r>
-      <w:r>
-        <w:rPr>
-          <w:lang w:val="bg-BG"/>
-        </w:rPr>
-        <w:instrText>.</w:instrText>
-      </w:r>
-      <w:r>
-        <w:instrText>info</w:instrText>
-      </w:r>
-      <w:r>
-        <w:rPr>
-          <w:lang w:val="bg-BG"/>
-        </w:rPr>
-        <w:instrText>"</w:instrText>
-      </w:r>
-      <w:r>
-        <w:fldChar w:fldCharType="separate"/>
-      </w:r>
-      <w:r>
-        <w:rPr>
-          <w:rStyle w:val="Hyperlink"/>
-          <w:b/>
-        </w:rPr>
-        <w:t>https</w:t>
-      </w:r>
-      <w:r>
-        <w:rPr>
-          <w:rStyle w:val="Hyperlink"/>
-          <w:b/>
-          <w:lang w:val="bg-BG"/>
-        </w:rPr>
-        <w:t>://</w:t>
-      </w:r>
-      <w:proofErr w:type="spellStart"/>
-      <w:r>
-        <w:rPr>
-          <w:rStyle w:val="Hyperlink"/>
-          <w:b/>
-        </w:rPr>
-        <w:t>chitanka</w:t>
-      </w:r>
-      <w:proofErr w:type="spellEnd"/>
-      <w:r>
-        <w:rPr>
-          <w:rStyle w:val="Hyperlink"/>
-          <w:b/>
-          <w:lang w:val="bg-BG"/>
-        </w:rPr>
-        <w:t>.</w:t>
-      </w:r>
-      <w:r>
-        <w:rPr>
-          <w:rStyle w:val="Hyperlink"/>
-          <w:b/>
-        </w:rPr>
-        <w:t>info</w:t>
-      </w:r>
-      <w:r>
-        <w:rPr>
-          <w:rStyle w:val="Hyperlink"/>
-          <w:b/>
-        </w:rPr>
-        <w:fldChar w:fldCharType="end"/>
-      </w:r>
+      <w:hyperlink r:id="rId9" w:history="1">
+        <w:r>
+          <w:rPr>
+            <w:rStyle w:val="Hyperlink"/>
+            <w:b/>
+          </w:rPr>
+          <w:t>https</w:t>
+        </w:r>
+        <w:r>
+          <w:rPr>
+            <w:rStyle w:val="Hyperlink"/>
+            <w:b/>
+            <w:lang w:val="bg-BG"/>
+          </w:rPr>
+          <w:t>://</w:t>
+        </w:r>
+        <w:r>
+          <w:rPr>
+            <w:rStyle w:val="Hyperlink"/>
+            <w:b/>
+          </w:rPr>
+          <w:t>chitanka</w:t>
+        </w:r>
+        <w:r>
+          <w:rPr>
+            <w:rStyle w:val="Hyperlink"/>
+            <w:b/>
+            <w:lang w:val="bg-BG"/>
+          </w:rPr>
+          <w:t>.</w:t>
+        </w:r>
+        <w:r>
+          <w:rPr>
+            <w:rStyle w:val="Hyperlink"/>
+            <w:b/>
+          </w:rPr>
+          <w:t>info</w:t>
+        </w:r>
+      </w:hyperlink>
       <w:r>
         <w:rPr>
           <w:lang w:val="bg-BG"/>
@@ -434,7 +385,7 @@
                     <pic:cNvPicPr/>
                   </pic:nvPicPr>
                   <pic:blipFill>
-                    <a:blip r:embed="rId9"/>
+                    <a:blip r:embed="rId10"/>
                     <a:stretch>
                       <a:fillRect/>
                     </a:stretch>
@@ -725,6 +676,7 @@
       </w:pPr>
       <w:r>
         <w:rPr>
+          <w:noProof/>
           <w:lang w:val="bg-BG"/>
         </w:rPr>
         <w:drawing>
@@ -743,7 +695,7 @@
                     <pic:cNvPicPr/>
                   </pic:nvPicPr>
                   <pic:blipFill>
-                    <a:blip r:embed="rId10"/>
+                    <a:blip r:embed="rId11"/>
                     <a:stretch>
                       <a:fillRect/>
                     </a:stretch>
@@ -1302,7 +1254,7 @@
                     <pic:cNvPicPr/>
                   </pic:nvPicPr>
                   <pic:blipFill>
-                    <a:blip r:embed="rId11"/>
+                    <a:blip r:embed="rId12"/>
                     <a:stretch>
                       <a:fillRect/>
                     </a:stretch>
@@ -1942,7 +1894,7 @@
                     <pic:cNvPicPr/>
                   </pic:nvPicPr>
                   <pic:blipFill>
-                    <a:blip r:embed="rId12"/>
+                    <a:blip r:embed="rId13"/>
                     <a:stretch>
                       <a:fillRect/>
                     </a:stretch>
@@ -2304,7 +2256,7 @@
                     <pic:cNvPicPr/>
                   </pic:nvPicPr>
                   <pic:blipFill>
-                    <a:blip r:embed="rId13"/>
+                    <a:blip r:embed="rId14"/>
                     <a:stretch>
                       <a:fillRect/>
                     </a:stretch>
@@ -2358,7 +2310,7 @@
                     </pic:cNvPicPr>
                   </pic:nvPicPr>
                   <pic:blipFill>
-                    <a:blip r:embed="rId14">
+                    <a:blip r:embed="rId15">
                       <a:extLst>
                         <a:ext uri="{28A0092B-C50C-407E-A947-70E740481C1C}">
                           <a14:useLocalDpi xmlns:a14="http://schemas.microsoft.com/office/drawing/2010/main" val="0"/>
@@ -2395,8 +2347,8 @@
       </w:r>
     </w:p>
     <w:sectPr>
-      <w:headerReference w:type="default" r:id="rId15"/>
-      <w:footerReference w:type="default" r:id="rId16"/>
+      <w:headerReference w:type="default" r:id="rId16"/>
+      <w:footerReference w:type="default" r:id="rId17"/>
       <w:pgSz w:w="11909" w:h="16834" w:code="9"/>
       <w:pgMar w:top="567" w:right="737" w:bottom="680" w:left="737" w:header="567" w:footer="510" w:gutter="0"/>
       <w:cols w:space="720"/>
